--- a/docs/casos-de-uso-v2/CU-05 Evaluar Atención del Caso.docx
+++ b/docs/casos-de-uso-v2/CU-05 Evaluar Atención del Caso.docx
@@ -60,7 +60,7 @@
           <w:sz w:val="22"/>
           <w:szCs w:val="22"/>
         </w:rPr>
-        <w:t xml:space="preserve">Versión 2.0</w:t>
+        <w:t xml:space="preserve">Versión 2.1</w:t>
       </w:r>
     </w:p>
     <w:p>
@@ -74,7 +74,7 @@
           <w:sz w:val="22"/>
           <w:szCs w:val="22"/>
         </w:rPr>
-        <w:t xml:space="preserve">Elaborado por Heydi Herrera, Daniel Lima   05/10/2026</w:t>
+        <w:t xml:space="preserve">Elaborado por Heydi Herrera, Daniel Lima   10/10/2026</w:t>
       </w:r>
     </w:p>
     <w:p>
@@ -473,6 +473,124 @@
           </w:p>
         </w:tc>
       </w:tr>
+      <w:tr>
+        <w:tc>
+          <w:tcPr>
+            <w:tcW w:type="dxa" w:w="2300"/>
+            <w:tcBorders>
+              <w:top w:val="single" w:color="999999" w:sz="4"/>
+              <w:left w:val="single" w:color="999999" w:sz="4"/>
+              <w:bottom w:val="single" w:color="999999" w:sz="4"/>
+              <w:right w:val="single" w:color="999999" w:sz="4"/>
+            </w:tcBorders>
+            <w:tcMar>
+              <w:top w:type="dxa" w:w="60"/>
+              <w:left w:type="dxa" w:w="100"/>
+              <w:bottom w:type="dxa" w:w="60"/>
+              <w:right w:type="dxa" w:w="100"/>
+            </w:tcMar>
+          </w:tcPr>
+          <w:p>
+            <w:r>
+              <w:rPr>
+                <w:rFonts w:ascii="Calibri" w:cs="Calibri" w:eastAsia="Calibri" w:hAnsi="Calibri"/>
+                <w:b w:val="false"/>
+                <w:bCs w:val="false"/>
+                <w:sz w:val="20"/>
+                <w:szCs w:val="20"/>
+              </w:rPr>
+              <w:t xml:space="preserve">Heydi Herrera, Daniel Lima</w:t>
+            </w:r>
+          </w:p>
+        </w:tc>
+        <w:tc>
+          <w:tcPr>
+            <w:tcW w:type="dxa" w:w="1400"/>
+            <w:tcBorders>
+              <w:top w:val="single" w:color="999999" w:sz="4"/>
+              <w:left w:val="single" w:color="999999" w:sz="4"/>
+              <w:bottom w:val="single" w:color="999999" w:sz="4"/>
+              <w:right w:val="single" w:color="999999" w:sz="4"/>
+            </w:tcBorders>
+            <w:tcMar>
+              <w:top w:type="dxa" w:w="60"/>
+              <w:left w:type="dxa" w:w="100"/>
+              <w:bottom w:type="dxa" w:w="60"/>
+              <w:right w:type="dxa" w:w="100"/>
+            </w:tcMar>
+          </w:tcPr>
+          <w:p>
+            <w:r>
+              <w:rPr>
+                <w:rFonts w:ascii="Calibri" w:cs="Calibri" w:eastAsia="Calibri" w:hAnsi="Calibri"/>
+                <w:b w:val="false"/>
+                <w:bCs w:val="false"/>
+                <w:sz w:val="20"/>
+                <w:szCs w:val="20"/>
+              </w:rPr>
+              <w:t xml:space="preserve">10/10/2026</w:t>
+            </w:r>
+          </w:p>
+        </w:tc>
+        <w:tc>
+          <w:tcPr>
+            <w:tcW w:type="dxa" w:w="4760"/>
+            <w:tcBorders>
+              <w:top w:val="single" w:color="999999" w:sz="4"/>
+              <w:left w:val="single" w:color="999999" w:sz="4"/>
+              <w:bottom w:val="single" w:color="999999" w:sz="4"/>
+              <w:right w:val="single" w:color="999999" w:sz="4"/>
+            </w:tcBorders>
+            <w:tcMar>
+              <w:top w:type="dxa" w:w="60"/>
+              <w:left w:type="dxa" w:w="100"/>
+              <w:bottom w:type="dxa" w:w="60"/>
+              <w:right w:type="dxa" w:w="100"/>
+            </w:tcMar>
+          </w:tcPr>
+          <w:p>
+            <w:r>
+              <w:rPr>
+                <w:rFonts w:ascii="Calibri" w:cs="Calibri" w:eastAsia="Calibri" w:hAnsi="Calibri"/>
+                <w:b w:val="false"/>
+                <w:bCs w:val="false"/>
+                <w:sz w:val="20"/>
+                <w:szCs w:val="20"/>
+              </w:rPr>
+              <w:t xml:space="preserve">Redacción más fluida de los flujos, con los nombres reales de botones, apartados y mensajes de la interfaz; se agregan los flujos de reasignación y aprobación de respuestas</w:t>
+            </w:r>
+          </w:p>
+        </w:tc>
+        <w:tc>
+          <w:tcPr>
+            <w:tcW w:type="dxa" w:w="900"/>
+            <w:tcBorders>
+              <w:top w:val="single" w:color="999999" w:sz="4"/>
+              <w:left w:val="single" w:color="999999" w:sz="4"/>
+              <w:bottom w:val="single" w:color="999999" w:sz="4"/>
+              <w:right w:val="single" w:color="999999" w:sz="4"/>
+            </w:tcBorders>
+            <w:tcMar>
+              <w:top w:type="dxa" w:w="60"/>
+              <w:left w:type="dxa" w:w="100"/>
+              <w:bottom w:type="dxa" w:w="60"/>
+              <w:right w:type="dxa" w:w="100"/>
+            </w:tcMar>
+          </w:tcPr>
+          <w:p>
+            <w:r>
+              <w:rPr>
+                <w:rFonts w:ascii="Calibri" w:cs="Calibri" w:eastAsia="Calibri" w:hAnsi="Calibri"/>
+                <w:b w:val="false"/>
+                <w:bCs w:val="false"/>
+                <w:sz w:val="20"/>
+                <w:szCs w:val="20"/>
+              </w:rPr>
+              <w:t xml:space="preserve">2.1</w:t>
+            </w:r>
+          </w:p>
+        </w:tc>
+      </w:tr>
     </w:tbl>
     <w:p>
       <w:pPr>
@@ -514,7 +632,7 @@
           <w:sz w:val="22"/>
           <w:szCs w:val="22"/>
         </w:rPr>
-        <w:t xml:space="preserve">El presente caso de uso describe el proceso mediante el cual un usuario evalúa la calidad de la atención recibida después de que su caso ha sido resuelto o cerrado.</w:t>
+        <w:t xml:space="preserve">Este caso de uso describe cómo el cliente califica la atención recibida cuando su caso ya fue resuelto o cerrado, mediante una calificación de 1 a 5 estrellas y un comentario opcional.</w:t>
       </w:r>
     </w:p>
     <w:p>
@@ -544,7 +662,7 @@
           <w:sz w:val="22"/>
           <w:szCs w:val="22"/>
         </w:rPr>
-        <w:t xml:space="preserve">Permitir al usuario calificar el servicio y la atención recibida en la gestión de su caso mediante una escala de calificación.</w:t>
+        <w:t xml:space="preserve">Permitir al cliente valorar la calidad del servicio y de la atención que recibió en la gestión de su caso.</w:t>
       </w:r>
     </w:p>
     <w:p>
@@ -649,7 +767,7 @@
           <w:sz w:val="22"/>
           <w:szCs w:val="22"/>
         </w:rPr>
-        <w:t xml:space="preserve">El usuario debe tener una sesión activa.</w:t>
+        <w:t xml:space="preserve">El cliente tiene la sesión iniciada (CU-00).</w:t>
       </w:r>
     </w:p>
     <w:p>
@@ -667,7 +785,7 @@
           <w:sz w:val="22"/>
           <w:szCs w:val="22"/>
         </w:rPr>
-        <w:t xml:space="preserve">El caso debe pertenecer al usuario.</w:t>
+        <w:t xml:space="preserve">El caso pertenece al cliente y se encuentra en estado “Resuelto” o “Cerrado”.</w:t>
       </w:r>
     </w:p>
     <w:p>
@@ -685,25 +803,7 @@
           <w:sz w:val="22"/>
           <w:szCs w:val="22"/>
         </w:rPr>
-        <w:t xml:space="preserve">El caso debe encontrarse en estado “Resuelto” o “Cerrado”.</w:t>
-      </w:r>
-    </w:p>
-    <w:p>
-      <w:pPr>
-        <w:pStyle w:val="ListParagraph"/>
-        <w:numPr>
-          <w:ilvl w:val="0"/>
-          <w:numId w:val="2"/>
-        </w:numPr>
-        <w:spacing w:after="60"/>
-      </w:pPr>
-      <w:r>
-        <w:rPr>
-          <w:rFonts w:ascii="Calibri" w:cs="Calibri" w:eastAsia="Calibri" w:hAnsi="Calibri"/>
-          <w:sz w:val="22"/>
-          <w:szCs w:val="22"/>
-        </w:rPr>
-        <w:t xml:space="preserve">El caso no debe haber sido evaluado previamente.</w:t>
+        <w:t xml:space="preserve">El caso no ha sido evaluado antes.</w:t>
       </w:r>
     </w:p>
     <w:p>
@@ -738,7 +838,7 @@
           <w:sz w:val="22"/>
           <w:szCs w:val="22"/>
         </w:rPr>
-        <w:t xml:space="preserve">El usuario ingresa a la sección “Mis casos” (CU-03).</w:t>
+        <w:t xml:space="preserve">En la pantalla “Mis casos” (CU-03), el usuario ubica un caso en estado “Resuelto” o “Cerrado”. En su fila se muestra el botón “Evaluar” (FA01); también puede abrir “Ver Detalle” y usar el botón “Evaluar atención”.</w:t>
       </w:r>
     </w:p>
     <w:p>
@@ -756,7 +856,7 @@
           <w:sz w:val="22"/>
           <w:szCs w:val="22"/>
         </w:rPr>
-        <w:t xml:space="preserve">El usuario selecciona un caso en estado “Resuelto” o “Cerrado”.</w:t>
+        <w:t xml:space="preserve">El usuario presiona “Evaluar”.</w:t>
       </w:r>
     </w:p>
     <w:p>
@@ -774,43 +874,7 @@
           <w:sz w:val="22"/>
           <w:szCs w:val="22"/>
         </w:rPr>
-        <w:t xml:space="preserve">El sistema muestra la opción “Evaluar atención” (FA01).</w:t>
-      </w:r>
-    </w:p>
-    <w:p>
-      <w:pPr>
-        <w:pStyle w:val="ListParagraph"/>
-        <w:numPr>
-          <w:ilvl w:val="0"/>
-          <w:numId w:val="3"/>
-        </w:numPr>
-        <w:spacing w:after="80"/>
-      </w:pPr>
-      <w:r>
-        <w:rPr>
-          <w:rFonts w:ascii="Calibri" w:cs="Calibri" w:eastAsia="Calibri" w:hAnsi="Calibri"/>
-          <w:sz w:val="22"/>
-          <w:szCs w:val="22"/>
-        </w:rPr>
-        <w:t xml:space="preserve">El usuario selecciona “Evaluar atención”.</w:t>
-      </w:r>
-    </w:p>
-    <w:p>
-      <w:pPr>
-        <w:pStyle w:val="ListParagraph"/>
-        <w:numPr>
-          <w:ilvl w:val="0"/>
-          <w:numId w:val="3"/>
-        </w:numPr>
-        <w:spacing w:after="80"/>
-      </w:pPr>
-      <w:r>
-        <w:rPr>
-          <w:rFonts w:ascii="Calibri" w:cs="Calibri" w:eastAsia="Calibri" w:hAnsi="Calibri"/>
-          <w:sz w:val="22"/>
-          <w:szCs w:val="22"/>
-        </w:rPr>
-        <w:t xml:space="preserve">El sistema muestra el formulario de evaluación solicitando (FA02):</w:t>
+        <w:t xml:space="preserve">El sistema abre la ventana “Evaluar Atención del Caso”, con el número y tipo del caso, y solicita (FA02):</w:t>
       </w:r>
     </w:p>
     <w:tbl>
@@ -982,7 +1046,7 @@
                 <w:sz w:val="20"/>
                 <w:szCs w:val="20"/>
               </w:rPr>
-              <w:t xml:space="preserve">calificación cuantitativa</w:t>
+              <w:t xml:space="preserve">Calificación cuantitativa (*)</w:t>
             </w:r>
           </w:p>
         </w:tc>
@@ -1011,7 +1075,7 @@
                 <w:sz w:val="20"/>
                 <w:szCs w:val="20"/>
               </w:rPr>
-              <w:t xml:space="preserve">numérico / escala de estrellas</w:t>
+              <w:t xml:space="preserve">escala de 5 estrellas</w:t>
             </w:r>
           </w:p>
         </w:tc>
@@ -1069,7 +1133,7 @@
                 <w:sz w:val="20"/>
                 <w:szCs w:val="20"/>
               </w:rPr>
-              <w:t xml:space="preserve">mínimo 1 y máximo 5</w:t>
+              <w:t xml:space="preserve">de 1 a 5</w:t>
             </w:r>
           </w:p>
         </w:tc>
@@ -1100,7 +1164,7 @@
                 <w:sz w:val="20"/>
                 <w:szCs w:val="20"/>
               </w:rPr>
-              <w:t xml:space="preserve">comentarios y retroalimentación</w:t>
+              <w:t xml:space="preserve">Comentarios y retroalimentación (opcional)</w:t>
             </w:r>
           </w:p>
         </w:tc>
@@ -1221,7 +1285,7 @@
           <w:sz w:val="22"/>
           <w:szCs w:val="22"/>
         </w:rPr>
-        <w:t xml:space="preserve">El usuario selecciona la calificación y presiona “Enviar”.</w:t>
+        <w:t xml:space="preserve">El usuario toca la estrella que corresponde a su calificación, escribe un comentario si lo desea y presiona el botón “Enviar”. El botón “Cancelar” cierra la ventana sin guardar.</w:t>
       </w:r>
     </w:p>
     <w:p>
@@ -1239,7 +1303,7 @@
           <w:sz w:val="22"/>
           <w:szCs w:val="22"/>
         </w:rPr>
-        <w:t xml:space="preserve">El sistema guarda la evaluación asociada al caso en la base de datos.</w:t>
+        <w:t xml:space="preserve">El sistema guarda la evaluación asociada al caso.</w:t>
       </w:r>
     </w:p>
     <w:p>
@@ -1257,7 +1321,7 @@
           <w:sz w:val="22"/>
           <w:szCs w:val="22"/>
         </w:rPr>
-        <w:t xml:space="preserve">El sistema muestra el mensaje de éxito: “Gracias por evaluar nuestro servicio”.</w:t>
+        <w:t xml:space="preserve">El sistema muestra dentro de la ventana el mensaje de éxito: “Gracias por evaluar nuestro servicio” y, después de un instante, la cierra.</w:t>
       </w:r>
     </w:p>
     <w:p>
@@ -1275,7 +1339,7 @@
           <w:sz w:val="22"/>
           <w:szCs w:val="22"/>
         </w:rPr>
-        <w:t xml:space="preserve">El sistema bloquea la opción para evitar duplicidad.</w:t>
+        <w:t xml:space="preserve">En la lista, la fila del caso muestra la calificación obtenida (por ejemplo, “★ 4/5”) y el botón “Evaluar” deja de estar disponible, para evitar una segunda evaluación.</w:t>
       </w:r>
     </w:p>
     <w:p>
@@ -1326,7 +1390,7 @@
           <w:sz w:val="22"/>
           <w:szCs w:val="22"/>
         </w:rPr>
-        <w:t xml:space="preserve">FA01 – Caso evaluado previamente:</w:t>
+        <w:t xml:space="preserve">FA01 – El caso ya fue evaluado:</w:t>
       </w:r>
     </w:p>
     <w:p>
@@ -1344,7 +1408,7 @@
           <w:sz w:val="22"/>
           <w:szCs w:val="22"/>
         </w:rPr>
-        <w:t xml:space="preserve">El sistema verifica que el caso ya cuenta con evaluación registrada.</w:t>
+        <w:t xml:space="preserve">El caso ya tiene una evaluación registrada.</w:t>
       </w:r>
     </w:p>
     <w:p>
@@ -1362,7 +1426,7 @@
           <w:sz w:val="22"/>
           <w:szCs w:val="22"/>
         </w:rPr>
-        <w:t xml:space="preserve">El sistema muestra la calificación previa en modo lectura y bloquea el formulario.</w:t>
+        <w:t xml:space="preserve">El sistema no muestra el botón “Evaluar”; en su lugar muestra la calificación registrada y, en “Ver Detalle”, la sección “evaluación del servicio” con la calificación y el comentario, solo para lectura.</w:t>
       </w:r>
     </w:p>
     <w:p>
@@ -1396,7 +1460,7 @@
           <w:sz w:val="22"/>
           <w:szCs w:val="22"/>
         </w:rPr>
-        <w:t xml:space="preserve">FA02 – Calificación no seleccionada:</w:t>
+        <w:t xml:space="preserve">FA02 – No se seleccionó una calificación:</w:t>
       </w:r>
     </w:p>
     <w:p>
@@ -1414,7 +1478,7 @@
           <w:sz w:val="22"/>
           <w:szCs w:val="22"/>
         </w:rPr>
-        <w:t xml:space="preserve">El usuario presiona “Enviar” sin haber marcado una puntuación.</w:t>
+        <w:t xml:space="preserve">El usuario presiona “Enviar” sin haber tocado ninguna estrella.</w:t>
       </w:r>
     </w:p>
     <w:p>
@@ -1432,7 +1496,7 @@
           <w:sz w:val="22"/>
           <w:szCs w:val="22"/>
         </w:rPr>
-        <w:t xml:space="preserve">El sistema muestra el mensaje: “Debe seleccionar una calificación para continuar”.</w:t>
+        <w:t xml:space="preserve">El sistema muestra dentro de la ventana el mensaje: “Debe seleccionar una calificación para continuar”.</w:t>
       </w:r>
     </w:p>
     <w:p>
@@ -1450,7 +1514,7 @@
           <w:sz w:val="22"/>
           <w:szCs w:val="22"/>
         </w:rPr>
-        <w:t xml:space="preserve">Retorna al paso 5 del Flujo Normal Básico.</w:t>
+        <w:t xml:space="preserve">El sistema retorna al paso 3 del Flujo Normal Básico.</w:t>
       </w:r>
     </w:p>
     <w:p>
@@ -1485,7 +1549,7 @@
           <w:sz w:val="22"/>
           <w:szCs w:val="22"/>
         </w:rPr>
-        <w:t xml:space="preserve">La evaluación queda registrada en la base de datos y vinculada al caso correspondiente.</w:t>
+        <w:t xml:space="preserve">La evaluación queda registrada y vinculada al caso.</w:t>
       </w:r>
     </w:p>
     <w:p>
@@ -1503,7 +1567,7 @@
           <w:sz w:val="22"/>
           <w:szCs w:val="22"/>
         </w:rPr>
-        <w:t xml:space="preserve">La información queda disponible para reportes de calidad.</w:t>
+        <w:t xml:space="preserve">La información queda disponible para el seguimiento de la calidad del servicio.</w:t>
       </w:r>
     </w:p>
     <w:p>
@@ -1556,7 +1620,7 @@
           <w:sz w:val="22"/>
           <w:szCs w:val="22"/>
         </w:rPr>
-        <w:t xml:space="preserve">La calificación debe utilizar una escala estandarizada de 1 a 5.</w:t>
+        <w:t xml:space="preserve">La calificación usa una escala de 1 a 5.</w:t>
       </w:r>
     </w:p>
     <w:p>
@@ -1574,7 +1638,7 @@
           <w:sz w:val="22"/>
           <w:szCs w:val="22"/>
         </w:rPr>
-        <w:t xml:space="preserve">El comentario adicional debe ser opcional.</w:t>
+        <w:t xml:space="preserve">El comentario es opcional.</w:t>
       </w:r>
     </w:p>
     <w:p>
@@ -1592,7 +1656,7 @@
           <w:sz w:val="22"/>
           <w:szCs w:val="22"/>
         </w:rPr>
-        <w:t xml:space="preserve">El tiempo de procesamiento no debe exceder 3 segundos.</w:t>
+        <w:t xml:space="preserve">El registro de la evaluación no debe tardar más de 3 segundos.</w:t>
       </w:r>
     </w:p>
     <w:p>
